--- a/documents/live_market_test_2026-09-30/watch_56af614346d654be8a_medical_doctor_in_charge_tailored_cv.docx
+++ b/documents/live_market_test_2026-09-30/watch_56af614346d654be8a_medical_doctor_in_charge_tailored_cv.docx
@@ -98,15 +98,6 @@
               <w:ind w:left="202" w:hanging="144"/>
             </w:pPr>
             <w:r>
-              <w:t>• Diagnosis and treatment</w:t>
-            </w:r>
-          </w:p>
-          <w:p>
-            <w:pPr>
-              <w:pStyle w:val="JFBody"/>
-              <w:ind w:left="202" w:hanging="144"/>
-            </w:pPr>
-            <w:r>
               <w:t>• Team Supervision &amp; Capacity Building</w:t>
             </w:r>
           </w:p>
@@ -116,7 +107,7 @@
               <w:ind w:left="202" w:hanging="144"/>
             </w:pPr>
             <w:r>
-              <w:t>• Clinical assessment</w:t>
+              <w:t>• Diagnosis and treatment</w:t>
             </w:r>
           </w:p>
           <w:p>
@@ -189,7 +180,7 @@
               <w:pStyle w:val="JFLabel"/>
             </w:pPr>
             <w:r>
-              <w:t>2023-05 – 2025-07</w:t>
+              <w:t>2022-02 – 2022-12</w:t>
             </w:r>
           </w:p>
           <w:p>
@@ -205,7 +196,7 @@
               <w:pStyle w:val="JFRole"/>
             </w:pPr>
             <w:r>
-              <w:t>TFU Medical Doctor &amp; Safeguarding Focal Point</w:t>
+              <w:t>Health and Nutrition Supervisor</w:t>
             </w:r>
           </w:p>
           <w:p>
@@ -213,7 +204,7 @@
               <w:pStyle w:val="JFMeta"/>
             </w:pPr>
             <w:r>
-              <w:t>Sang-e-Takht TFU, Daikundi</w:t>
+              <w:t>Gizab &amp; Sang-e-Takht, Daikundi</w:t>
             </w:r>
           </w:p>
           <w:p>
@@ -222,16 +213,7 @@
               <w:ind w:left="202" w:hanging="144"/>
             </w:pPr>
             <w:r>
-              <w:t>• Delivered clinical assessment, diagnosis, treatment, and follow-up care for children with SAM applying WHO, IMAM/CMAM, and national clinical protocols.</w:t>
-            </w:r>
-          </w:p>
-          <w:p>
-            <w:pPr>
-              <w:pStyle w:val="JFBody"/>
-              <w:ind w:left="202" w:hanging="144"/>
-            </w:pPr>
-            <w:r>
-              <w:t>• Maintained accurate HMIS records and served as Safeguarding Focal Point supporting PSEA and child protection.</w:t>
+              <w:t>• Supervised mobile health and nutrition teams delivering community-based BPHS/EPHS-related services.</w:t>
             </w:r>
           </w:p>
           <w:p>
@@ -280,7 +262,7 @@
               <w:pStyle w:val="JFLabel"/>
             </w:pPr>
             <w:r>
-              <w:t>2020-12 – 2021-08</w:t>
+              <w:t>2023-05 – 2025-07</w:t>
             </w:r>
           </w:p>
           <w:p>
@@ -288,7 +270,7 @@
               <w:pStyle w:val="JFMeta"/>
             </w:pPr>
             <w:r>
-              <w:t>Daikundi Governor's Office</w:t>
+              <w:t>Action Against Hunger (ACF-International)</w:t>
             </w:r>
           </w:p>
           <w:p>
@@ -296,7 +278,7 @@
               <w:pStyle w:val="JFRole"/>
             </w:pPr>
             <w:r>
-              <w:t>Public Relations &amp; Communications Advisor</w:t>
+              <w:t>TFU Medical Doctor &amp; Safeguarding Focal Point</w:t>
             </w:r>
           </w:p>
           <w:p>
@@ -304,7 +286,7 @@
               <w:pStyle w:val="JFMeta"/>
             </w:pPr>
             <w:r>
-              <w:t>Daikundi, Afghanistan</w:t>
+              <w:t>Sang-e-Takht TFU, Daikundi</w:t>
             </w:r>
           </w:p>
           <w:p>
@@ -313,7 +295,16 @@
               <w:ind w:left="202" w:hanging="144"/>
             </w:pPr>
             <w:r>
-              <w:t>• Supported communication and coordination between provincial government departments, NGOs, communities, and development partners.</w:t>
+              <w:t>• Delivered clinical assessment, diagnosis, treatment, and follow-up care for children with SAM applying WHO, IMAM/CMAM, and national clinical protocols.</w:t>
+            </w:r>
+          </w:p>
+          <w:p>
+            <w:pPr>
+              <w:pStyle w:val="JFBody"/>
+              <w:ind w:left="202" w:hanging="144"/>
+            </w:pPr>
+            <w:r>
+              <w:t>• Maintained accurate HMIS records and served as Safeguarding Focal Point supporting PSEA and child protection.</w:t>
             </w:r>
           </w:p>
           <w:p>
@@ -479,7 +470,7 @@
               <w:pStyle w:val="JFLabel"/>
             </w:pPr>
             <w:r>
-              <w:t>2022-02 – 2022-12</w:t>
+              <w:t>2020-12 – 2021-08</w:t>
             </w:r>
           </w:p>
           <w:p>
@@ -487,7 +478,7 @@
               <w:pStyle w:val="JFMeta"/>
             </w:pPr>
             <w:r>
-              <w:t>Action Against Hunger (ACF-International)</w:t>
+              <w:t>Daikundi Governor's Office</w:t>
             </w:r>
           </w:p>
           <w:p>
@@ -495,7 +486,7 @@
               <w:pStyle w:val="JFRole"/>
             </w:pPr>
             <w:r>
-              <w:t>Health and Nutrition Supervisor</w:t>
+              <w:t>Public Relations &amp; Communications Advisor</w:t>
             </w:r>
           </w:p>
           <w:p>
@@ -503,7 +494,7 @@
               <w:pStyle w:val="JFMeta"/>
             </w:pPr>
             <w:r>
-              <w:t>Gizab &amp; Sang-e-Takht, Daikundi</w:t>
+              <w:t>Daikundi, Afghanistan</w:t>
             </w:r>
           </w:p>
           <w:p>
@@ -512,7 +503,7 @@
               <w:ind w:left="202" w:hanging="144"/>
             </w:pPr>
             <w:r>
-              <w:t>• Supervised mobile health and nutrition teams delivering community-based BPHS/EPHS-related services.</w:t>
+              <w:t>• Supported communication and coordination between provincial government departments, NGOs, communities, and development partners.</w:t>
             </w:r>
           </w:p>
           <w:p>
